--- a/testakten/nis2-cybersecurity-lahnwerke-slack-airtags-it-sicherheit/21-offene-punkte-und-lueckenliste.docx
+++ b/testakten/nis2-cybersecurity-lahnwerke-slack-airtags-it-sicherheit/21-offene-punkte-und-lueckenliste.docx
@@ -29,7 +29,7 @@
         <w:jc w:val="left"/>
       </w:pPr>
       <w:r>
-        <w:t>Stand: 02.06.2026. Mandant: Lahnwerke GmbH (Industrieprodukte, Konzerntochter Stahlring AG). Beratung: Dr. Henning Brettschneider (IT-/Cybersecurityrecht), Senior Associate L. Wenstedt.</w:t>
+        <w:t>Stand: 02.06.2026. Mandant: Lahnwerke AG (Industrieprodukte, Konzerntochter Stahlring AG). Beratung: Dr. Henning Brettschneider (IT-/Cybersecurityrecht), Senior Associate L. Wenstedt.</w:t>
       </w:r>
     </w:p>
     <w:p>
@@ -48,10 +48,7 @@
         <w:pStyle w:val="Heading3"/>
       </w:pPr>
       <w:r>
-        <w:rPr>
-          <w:rFonts w:ascii="Times New Roman" w:hAnsi="Times New Roman"/>
-        </w:rPr>
-        <w:t>1. Rechtsquellen-Live-Check</w:t>
+        <w:t>1. Rechtsquellenprüfung</w:t>
       </w:r>
     </w:p>
     <w:p>
@@ -59,19 +56,7 @@
         <w:pStyle w:val="ListBullet"/>
       </w:pPr>
       <w:r>
-        <w:rPr>
-          <w:b/>
-        </w:rPr>
-        <w:t>BSIG</w:t>
-      </w:r>
-      <w:r>
-        <w:t xml:space="preserve"> in der Fassung des NIS2-Umsetzungsgesetzes 2024/2025; insbesondere die §§ 28-37 BSIG (Risikomanagement, Meldepflicht, Geschäftsleitungspflichten). Live gegen </w:t>
-      </w:r>
-      <w:r>
-        <w:t>gesetze-im-internet.de</w:t>
-      </w:r>
-      <w:r>
-        <w:t xml:space="preserve"> verifizieren.</w:t>
+        <w:t>BSIG in der Fassung des NIS2-Umsetzungsgesetzes 2024/2025; insbesondere die Paragrafen  28-37 BSIG (Risikomanagement, Meldepflicht, Geschäftsleitungspflichten). Live gegen gesetze-im-internet.de verifizieren.</w:t>
       </w:r>
     </w:p>
     <w:p>
@@ -465,11 +450,7 @@
           </w:tcPr>
           <w:p>
             <w:r>
-              <w:rPr>
-                <w:rFonts w:ascii="Times New Roman" w:hAnsi="Times New Roman"/>
-                <w:sz w:val="20"/>
-              </w:rPr>
-              <w:t>NIS2 § 30 BSIG</w:t>
+              <w:t>NIS2 Paragraf  30 BSIG</w:t>
             </w:r>
           </w:p>
         </w:tc>
@@ -551,11 +532,7 @@
           </w:tcPr>
           <w:p>
             <w:r>
-              <w:rPr>
-                <w:rFonts w:ascii="Times New Roman" w:hAnsi="Times New Roman"/>
-                <w:sz w:val="20"/>
-              </w:rPr>
-              <w:t>NIS2 § 30 BSIG</w:t>
+              <w:t>NIS2 Paragraf  30 BSIG</w:t>
             </w:r>
           </w:p>
         </w:tc>
@@ -1153,11 +1130,7 @@
           </w:tcPr>
           <w:p>
             <w:r>
-              <w:rPr>
-                <w:rFonts w:ascii="Times New Roman" w:hAnsi="Times New Roman"/>
-                <w:sz w:val="20"/>
-              </w:rPr>
-              <w:t>DSGVO + § 4f BDSG</w:t>
+              <w:t>DSGVO + Paragraf  4f BDSG</w:t>
             </w:r>
           </w:p>
         </w:tc>
@@ -1411,11 +1384,7 @@
           </w:tcPr>
           <w:p>
             <w:r>
-              <w:rPr>
-                <w:rFonts w:ascii="Times New Roman" w:hAnsi="Times New Roman"/>
-                <w:sz w:val="20"/>
-              </w:rPr>
-              <w:t>Sorgfalt § 30 BSIG</w:t>
+              <w:t>Sorgfalt Paragraf  30 BSIG</w:t>
             </w:r>
           </w:p>
         </w:tc>
@@ -1493,7 +1462,7 @@
         <w:pStyle w:val="ListBullet"/>
       </w:pPr>
       <w:r>
-        <w:t>Originalquellen und aktuelle Gesetzesfassungen live prüfen — nicht aus älteren Schriftsätzen übernehmen.</w:t>
+        <w:t>Originalquellen und aktuelle Gesetzesfassungen an aktueller amtlicher Quelle prüfen — nicht aus älteren Schriftsätzen übernehmen.</w:t>
       </w:r>
     </w:p>
     <w:p>
@@ -1525,7 +1494,7 @@
         <w:pStyle w:val="ListBullet"/>
       </w:pPr>
       <w:r>
-        <w:t>Geschäftsleitungs-Information dokumentieren, damit § 30 BSIG / Art. 20 NIS2-Pflichten nachweisbar sind.</w:t>
+        <w:t>Geschäftsleitungs-Information dokumentieren, damit Paragraf  30 BSIG / Art. 20 NIS2-Pflichten nachweisbar sind.</w:t>
       </w:r>
     </w:p>
     <w:p>
@@ -1547,9 +1516,35 @@
         <w:t>Donnerstag, 04.06.2026, 14:00 Uhr — vor der Geschäftsleitungssitzung.</w:t>
       </w:r>
     </w:p>
+    <w:p>
+      <w:pPr>
+        <w:pStyle w:val="Heading1"/>
+      </w:pPr>
+      <w:r>
+        <w:t>Abgleich Unternehmensdaten</w:t>
+      </w:r>
+    </w:p>
+    <w:p>
+      <w:pPr>
+        <w:pStyle w:val="Heading2"/>
+      </w:pPr>
+      <w:r>
+        <w:t>Verbindlicher Aktenkopf</w:t>
+      </w:r>
+    </w:p>
+    <w:p>
+      <w:r>
+        <w:t>Mandantin ist die Lahnwerke AG, Rheinuferstraße 88, 56068 Koblenz, eingetragen beim Amtsgericht Koblenz unter HRB 18422. Die Bezeichnung als GmbH in einem frühen Gesprächsvermerk beruhte auf einer übernommenen Lieferantenvorlage und wird für weitere Arbeitsprodukte nicht verwendet.</w:t>
+      </w:r>
+    </w:p>
+    <w:p>
+      <w:r>
+        <w:t>Für jede offene Position werden Eigentümer, Lieferdatum, technische Quelle und Freigabeperson eingetragen. Fehlende C5-Unterlagen, Wiederanlaufprotokolle und Lieferantenantworten werden nicht als erfüllt markiert, nur weil ein Link oder eine Selbstauskunft vorliegt.</w:t>
+      </w:r>
+    </w:p>
     <w:sectPr>
       <w:pgSz w:w="11906" w:h="16838"/>
-      <w:pgMar w:top="1417" w:right="1417" w:bottom="1417" w:left="1417" w:header="720" w:footer="720" w:gutter="0"/>
+      <w:pgMar w:top="1247" w:right="1134" w:bottom="1020" w:left="1191" w:header="720" w:footer="720" w:gutter="0"/>
       <w:cols w:space="720"/>
       <w:docGrid w:linePitch="360"/>
     </w:sectPr>
